--- a/블로그글작성/판례/폐기물_대법원_시리즈/판례_대법원2017도7321_개발제한구역의지정및관리에관한특별조치법위반.docx
+++ b/블로그글작성/판례/폐기물_대법원_시리즈/판례_대법원2017도7321_개발제한구역의지정및관리에관한특별조치법위반.docx
@@ -222,7 +222,7 @@
           <w:rFonts w:ascii="맑은 고딕" w:hAnsi="맑은 고딕" w:eastAsia="맑은 고딕" w:cs="맑은 고딕"/>
           <w:color w:val="000000"/>
         </w:rPr>
-        <w:t>2. 판시사항</w:t>
+        <w:t>2. 쟁점</w:t>
       </w:r>
     </w:p>
     <w:p>
@@ -260,7 +260,7 @@
           <w:rFonts w:ascii="맑은 고딕" w:hAnsi="맑은 고딕" w:eastAsia="맑은 고딕" w:cs="맑은 고딕"/>
           <w:color w:val="000000"/>
         </w:rPr>
-        <w:t>3. 판결요지</w:t>
+        <w:t>3. 판단</w:t>
       </w:r>
     </w:p>
     <w:p>
@@ -269,7 +269,7 @@
           <w:rFonts w:ascii="맑은 고딕" w:hAnsi="맑은 고딕" w:eastAsia="맑은 고딕" w:cs="맑은 고딕"/>
           <w:color w:val="000000"/>
         </w:rPr>
-        <w:t>[1] 개발제한구역의 지정 및 관리에 관한 특별조치법(이하 ‘개발제한구역법’이라 한다) 제30조 제1항에 의하여 행정청으로부터 시정명령을 받은 자가 이를 위반한 경우, 그로 인하여 개발제한구역법 제32조 제2호에 정한 처벌을 하기 위하여는 시정명령이 적법한 것이라야 하고, 시정명령이 당연무효가 아니더라도 위법한 것으로 인정되는 한 개발제한구역법 제32조 제2호 위반죄가 성립될 수 없다.</w:t>
+        <w:t>원심의 판단에는 행정행위의 공정력과 선결문제, 개발제한구역법 제32조의 시정명령위반죄에 관한 법리를 오해하여 판결 결과에 영향을 미친 위법이 있다. 이러한 취지의 상고이유 주장은 이유 있다.</w:t>
       </w:r>
       <w:r>
         <w:rPr>
@@ -283,7 +283,119 @@
           <w:rFonts w:ascii="맑은 고딕" w:hAnsi="맑은 고딕" w:eastAsia="맑은 고딕" w:cs="맑은 고딕"/>
           <w:color w:val="000000"/>
         </w:rPr>
-        <w:t>[2] 피고인 甲 주식회사의 대표이사 피고인 乙이 개발제한구역 내에 무단으로 고철을 쌓아 놓은 행위 등에 대하여 관할관청으로부터 원상복구를 명하는 시정명령을 받고도 이행하지 아니하였다고 하여 개발제한구역의 지정 및 관리에 관한 특별조치법(이하 ‘개발제한구역법’이라 한다) 위반으로 기소된 사안에서, 관할관청이 침해적 행정처분인 시정명령을 하면서 피고인 乙에게 행정절차법 제21조, 제22조에 따른 적법한 사전통지를 하거나 의견제출 기회를 부여하지 않았고 이를 정당화할 사유도 없으므로 시정명령은 절차적 하자가 있어 위법하고, 시정명령이 당연무효가 아니더라도 위법한 것으로 인정되는 이상 피고인 乙이 시정명령을 이행하지 아니하였더라도 피고인 乙에 대하여 개발제한구역법 제32조 제2호 위반죄가 성립하지 아니함에도, 이와 달리 보아 피고인들에게 유죄를 인정한 원심판단에 행정행위의 공정력과 선결문제, 개발제한구역법 제32조의 시정명령위반죄에 관한 법리오해의 위법이 있다고 한 사례.</w:t>
+        <w:t>3. 피고인 1의 폐기물관리법위반죄에 관한 양형부당을 주장하는 상고이유에 대하여</w:t>
+      </w:r>
+      <w:r>
+        <w:rPr>
+          <w:rFonts w:ascii="맑은 고딕" w:hAnsi="맑은 고딕" w:eastAsia="맑은 고딕" w:cs="맑은 고딕"/>
+          <w:color w:val="000000"/>
+        </w:rPr>
+        <w:br/>
+      </w:r>
+      <w:r>
+        <w:rPr>
+          <w:rFonts w:ascii="맑은 고딕" w:hAnsi="맑은 고딕" w:eastAsia="맑은 고딕" w:cs="맑은 고딕"/>
+          <w:color w:val="000000"/>
+        </w:rPr>
+        <w:t>원심판결에 양형조건이 되는 정상에 관한 채증법칙위반의 위법이 있다는 취지의 주장은 결국 양형부당 주장에 해당한다. 그런데 형사소송법 제383조 제4호에 의하면 사형, 무기 또는 10년 이상의 징역이나 금고가 선고된 사건에서만 양형부당을 사유로 한 상고가 허용되므로, 피고인 1에 대하여 그보다 가벼운 형이 선고된 이 사건에서 형의 양정이 부당하다는 취지의 주장은 적법한 상고이유가 되지 못한다.</w:t>
+      </w:r>
+      <w:r>
+        <w:rPr>
+          <w:rFonts w:ascii="맑은 고딕" w:hAnsi="맑은 고딕" w:eastAsia="맑은 고딕" w:cs="맑은 고딕"/>
+          <w:color w:val="000000"/>
+        </w:rPr>
+        <w:br/>
+      </w:r>
+      <w:r>
+        <w:rPr>
+          <w:rFonts w:ascii="맑은 고딕" w:hAnsi="맑은 고딕" w:eastAsia="맑은 고딕" w:cs="맑은 고딕"/>
+          <w:color w:val="000000"/>
+        </w:rPr>
+        <w:t>4. 파기의 범위</w:t>
+      </w:r>
+      <w:r>
+        <w:rPr>
+          <w:rFonts w:ascii="맑은 고딕" w:hAnsi="맑은 고딕" w:eastAsia="맑은 고딕" w:cs="맑은 고딕"/>
+          <w:color w:val="000000"/>
+        </w:rPr>
+        <w:br/>
+      </w:r>
+      <w:r>
+        <w:rPr>
+          <w:rFonts w:ascii="맑은 고딕" w:hAnsi="맑은 고딕" w:eastAsia="맑은 고딕" w:cs="맑은 고딕"/>
+          <w:color w:val="000000"/>
+        </w:rPr>
+        <w:t>가. 피고인 1</w:t>
+      </w:r>
+      <w:r>
+        <w:rPr>
+          <w:rFonts w:ascii="맑은 고딕" w:hAnsi="맑은 고딕" w:eastAsia="맑은 고딕" w:cs="맑은 고딕"/>
+          <w:color w:val="000000"/>
+        </w:rPr>
+        <w:br/>
+      </w:r>
+      <w:r>
+        <w:rPr>
+          <w:rFonts w:ascii="맑은 고딕" w:hAnsi="맑은 고딕" w:eastAsia="맑은 고딕" w:cs="맑은 고딕"/>
+          <w:color w:val="000000"/>
+        </w:rPr>
+        <w:t>피고인 1에게는 제1심 판시 폐기물관리법위반죄(제1의 가.죄)와 물건 적치로 인한 개발제한구역법위반죄[제1의 나.(1)죄] 중간에 제1심 판시 첫머리에 기재된 확정판결의 전과가 있으므로 위 폐기물관리법위반죄는 판결이 확정된 죄와 형법 제37조 후단의 경합범 관계에 있어 나머지 부분이 파기된다 하더라도 그 부분의 죄는 별개로 심리·판단되고 또 분리되어 확정되는 관계에 있으므로(대법원 1999. 11. 12. 선고 99도2934 판결 등 참조), 원심판결 중 피고인 1의 위 폐기물관리법위반죄 부분에 대한 위 피고인의 상고는 기각되어야 한다.</w:t>
+      </w:r>
+      <w:r>
+        <w:rPr>
+          <w:rFonts w:ascii="맑은 고딕" w:hAnsi="맑은 고딕" w:eastAsia="맑은 고딕" w:cs="맑은 고딕"/>
+          <w:color w:val="000000"/>
+        </w:rPr>
+        <w:br/>
+      </w:r>
+      <w:r>
+        <w:rPr>
+          <w:rFonts w:ascii="맑은 고딕" w:hAnsi="맑은 고딕" w:eastAsia="맑은 고딕" w:cs="맑은 고딕"/>
+          <w:color w:val="000000"/>
+        </w:rPr>
+        <w:t>원심판결 중 피고인 1에 대한 시정명령 불이행으로 인한 개발제한구역법위반 부분은 앞서 본 이유로 파기되어야 하는데, 원심은 이 부분과 피고인 1에 대한 나머지 개발제한구역법위반의 공소사실을 모두 유죄로 인정한 다음 이를 형법 제37조 전단의 경합범으로 보아 피고인 1의 위 각 죄에 대하여 1개의 형을 선고한 제1심판결을 유지하였으므로, 원심판결 중 피고인 1에 대한 제1심 판시 각 개발제한구역법위반죄 부분(제1의 나.죄 부분)은 모두 파기되어야 한다.</w:t>
+      </w:r>
+      <w:r>
+        <w:rPr>
+          <w:rFonts w:ascii="맑은 고딕" w:hAnsi="맑은 고딕" w:eastAsia="맑은 고딕" w:cs="맑은 고딕"/>
+          <w:color w:val="000000"/>
+        </w:rPr>
+        <w:br/>
+      </w:r>
+      <w:r>
+        <w:rPr>
+          <w:rFonts w:ascii="맑은 고딕" w:hAnsi="맑은 고딕" w:eastAsia="맑은 고딕" w:cs="맑은 고딕"/>
+          <w:color w:val="000000"/>
+        </w:rPr>
+        <w:t>나. 피고인 회사</w:t>
+      </w:r>
+      <w:r>
+        <w:rPr>
+          <w:rFonts w:ascii="맑은 고딕" w:hAnsi="맑은 고딕" w:eastAsia="맑은 고딕" w:cs="맑은 고딕"/>
+          <w:color w:val="000000"/>
+        </w:rPr>
+        <w:br/>
+      </w:r>
+      <w:r>
+        <w:rPr>
+          <w:rFonts w:ascii="맑은 고딕" w:hAnsi="맑은 고딕" w:eastAsia="맑은 고딕" w:cs="맑은 고딕"/>
+          <w:color w:val="000000"/>
+        </w:rPr>
+        <w:t>원심판결 중 피고인 회사에 대한 시정명령 불이행으로 인한 개발제한구역법위반 부분은 앞서 본 이유로 파기되어야 하는데, 원심은 이 부분을 포함하여 피고인 회사에 대한 이 사건 공소사실을 모두 유죄로 인정한 다음 이를 형법 제37조 전단의 경합범으로 보아 피고인 회사에 대하여 1개의 형을 선고한 제1심판결을 유지하였으므로, 원심판결 중 피고인 회사에 대한 부분은 모두 파기되어야 한다.</w:t>
+      </w:r>
+      <w:r>
+        <w:rPr>
+          <w:rFonts w:ascii="맑은 고딕" w:hAnsi="맑은 고딕" w:eastAsia="맑은 고딕" w:cs="맑은 고딕"/>
+          <w:color w:val="000000"/>
+        </w:rPr>
+        <w:br/>
+      </w:r>
+      <w:r>
+        <w:rPr>
+          <w:rFonts w:ascii="맑은 고딕" w:hAnsi="맑은 고딕" w:eastAsia="맑은 고딕" w:cs="맑은 고딕"/>
+          <w:color w:val="000000"/>
+        </w:rPr>
+        <w:t>5.</w:t>
       </w:r>
     </w:p>
     <w:p/>
@@ -298,7 +410,7 @@
           <w:rFonts w:ascii="맑은 고딕" w:hAnsi="맑은 고딕" w:eastAsia="맑은 고딕" w:cs="맑은 고딕"/>
           <w:color w:val="000000"/>
         </w:rPr>
-        <w:t>4. 참조 조문</w:t>
+        <w:t>4. 판결요지</w:t>
       </w:r>
     </w:p>
     <w:p>
@@ -307,10 +419,48 @@
           <w:rFonts w:ascii="맑은 고딕" w:hAnsi="맑은 고딕" w:eastAsia="맑은 고딕" w:cs="맑은 고딕"/>
           <w:color w:val="000000"/>
         </w:rPr>
-        <w:t>[1] 개발제한구역의 지정 및 관리에 관한 특별조치법 제30조 제1항, 제32조 제2호 / [2] 개발제한구역의 지정 및 관리에 관한 특별조치법 제30조 제1항, 제32조 제2호, 제33조, 행정절차법 제21조, 제22조, 형사소송법 제325조</w:t>
+        <w:t>[1] 개발제한구역의 지정 및 관리에 관한 특별조치법(이하 ‘개발제한구역법’이라 한다) 제30조 제1항에 의하여 행정청으로부터 시정명령을 받은 자가 이를 위반한 경우, 그로 인하여 개발제한구역법 제32조 제2호에 정한 처벌을 하기 위하여는 시정명령이 적법한 것이라야 하고, 시정명령이 당연무효가 아니더라도 위법한 것으로 인정되는 한 개발제한구역법 제32조 제2호 위반죄가 성립될 수 없다.</w:t>
+      </w:r>
+      <w:r>
+        <w:rPr>
+          <w:rFonts w:ascii="맑은 고딕" w:hAnsi="맑은 고딕" w:eastAsia="맑은 고딕" w:cs="맑은 고딕"/>
+          <w:color w:val="000000"/>
+        </w:rPr>
+        <w:br/>
+      </w:r>
+      <w:r>
+        <w:rPr>
+          <w:rFonts w:ascii="맑은 고딕" w:hAnsi="맑은 고딕" w:eastAsia="맑은 고딕" w:cs="맑은 고딕"/>
+          <w:color w:val="000000"/>
+        </w:rPr>
+        <w:t>[2] 피고인 甲 주식회사의 대표이사 피고인 乙이 개발제한구역 내에 무단으로 고철을 쌓아 놓은 행위 등에 대하여 관할관청으로부터 원상복구를 명하는 시정명령을 받고도 이행하지 아니하였다고 하여 개발제한구역의 지정 및 관리에 관한 특별조치법(이하 ‘개발제한구역법’이라 한다) 위반으로 기소된 사안에서, 관할관청이 침해적 행정처분인 시정명령을 하면서 피고인 乙에게 행정절차법 제21조, 제22조에 따른 적법한 사전통지를 하거나 의견제출 기회를 부여하지 않았고 이를 정당화할 사유도 없으므로 시정명령은 절차적 하자가 있어 위법하고, 시정명령이 당연무효가 아니더라도 위법한 것으로 인정되는 이상 피고인 乙이 시정명령을 이행하지 아니하였더라도 피고인 乙에 대하여 개발제한구역법 제32조 제2호 위반죄가 성립하지 아니함에도, 이와 달리 보아 피고인들에게 유죄를 인정한 원심판단에 행정행위의 공정력과 선결문제, 개발제한구역법 제32조의 시정명령위반죄에 관한 법리오해의 위법이 있다고 한 사례.</w:t>
+      </w:r>
+    </w:p>
+    <w:p/>
+    <w:p/>
+    <w:p>
+      <w:pPr>
+        <w:pStyle w:val="2"/>
+        <w:spacing w:before="80"/>
+      </w:pPr>
+      <w:r>
+        <w:rPr>
+          <w:rFonts w:ascii="맑은 고딕" w:hAnsi="맑은 고딕" w:eastAsia="맑은 고딕" w:cs="맑은 고딕"/>
+          <w:color w:val="000000"/>
+        </w:rPr>
+        <w:t>5. 참조 조문</w:t>
       </w:r>
     </w:p>
     <w:p>
+      <w:r>
+        <w:rPr>
+          <w:rFonts w:ascii="맑은 고딕" w:hAnsi="맑은 고딕" w:eastAsia="맑은 고딕" w:cs="맑은 고딕"/>
+          <w:color w:val="000000"/>
+        </w:rPr>
+        <w:t>[1] 개발제한구역의 지정 및 관리에 관한 특별조치법 제30조 제1항, 제32조 제2호 / [2] 개발제한구역의 지정 및 관리에 관한 특별조치법 제30조 제1항, 제32조 제2호, 제33조, 행정절차법 제21조, 제22조, 형사소송법 제325조</w:t>
+      </w:r>
+    </w:p>
+    <w:p>
       <w:pPr>
         <w:pStyle w:val="note"/>
         <w:spacing w:before="120"/>
@@ -320,7 +470,7 @@
           <w:rFonts w:ascii="맑은 고딕" w:hAnsi="맑은 고딕" w:eastAsia="맑은 고딕" w:cs="맑은 고딕"/>
           <w:color w:val="000000"/>
         </w:rPr>
-        <w:t>※ 본 정리는 국가법령정보센터 판례를 정리한 참고자료이며, 구체적 사안은 판결 원문과 전문가 검토가 필요합니다.</w:t>
+        <w:t>※ 본 정리는 국가법령정보센터 판례를 요약·정리한 참고자료이며, 구체적 사안은 판결 원문과 전문가 검토가 필요합니다.</w:t>
       </w:r>
     </w:p>
     <w:p>
@@ -333,7 +483,7 @@
           <w:color w:val="000000"/>
           <w:sz w:val="18"/>
         </w:rPr>
-        <w:t>태그  #폐기물관리법판례 #대법원판례 #2017도7321 #인허가서대리</w:t>
+        <w:t>태그  #폐기물관리법판례 #형사판례 #대법원판례 #2017년판례 #2017도7321 #환경법 #환경인허가 #인허가서대리 #서대리</w:t>
       </w:r>
     </w:p>
     <w:p>
